--- a/irodalom12.docx
+++ b/irodalom12.docx
@@ -3005,6 +3005,348 @@
         <w:t>űz”</w:t>
       </w:r>
     </w:p>
+    <w:p>
+      <w:pPr>
+        <w:pStyle w:val="Normal"/>
+        <w:bidi w:val="0"/>
+        <w:jc w:val="start"/>
+        <w:rPr>
+          <w:b w:val="false"/>
+          <w:bCs w:val="false"/>
+          <w:i w:val="false"/>
+          <w:iCs w:val="false"/>
+          <w:u w:val="none"/>
+          <w:shd w:fill="auto" w:val="clear"/>
+          <w:lang w:val="hu-HU" w:eastAsia="zh-CN" w:bidi="hi-IN"/>
+        </w:rPr>
+      </w:pPr>
+      <w:r>
+        <w:rPr>
+          <w:b w:val="false"/>
+          <w:bCs w:val="false"/>
+          <w:i w:val="false"/>
+          <w:iCs w:val="false"/>
+          <w:u w:val="none"/>
+          <w:shd w:fill="auto" w:val="clear"/>
+          <w:lang w:val="hu-HU" w:eastAsia="zh-CN" w:bidi="hi-IN"/>
+        </w:rPr>
+      </w:r>
+    </w:p>
+    <w:p>
+      <w:pPr>
+        <w:pStyle w:val="Normal"/>
+        <w:bidi w:val="0"/>
+        <w:jc w:val="start"/>
+        <w:rPr>
+          <w:b w:val="false"/>
+          <w:bCs w:val="false"/>
+          <w:i w:val="false"/>
+          <w:iCs w:val="false"/>
+          <w:u w:val="none"/>
+          <w:shd w:fill="auto" w:val="clear"/>
+          <w:lang w:val="hu-HU" w:eastAsia="zh-CN" w:bidi="hi-IN"/>
+        </w:rPr>
+      </w:pPr>
+      <w:r>
+        <w:rPr>
+          <w:b w:val="false"/>
+          <w:bCs w:val="false"/>
+          <w:i w:val="false"/>
+          <w:iCs w:val="false"/>
+          <w:u w:val="none"/>
+          <w:shd w:fill="auto" w:val="clear"/>
+          <w:lang w:val="hu-HU" w:eastAsia="zh-CN" w:bidi="hi-IN"/>
+        </w:rPr>
+      </w:r>
+    </w:p>
+    <w:p>
+      <w:pPr>
+        <w:pStyle w:val="Normal"/>
+        <w:bidi w:val="0"/>
+        <w:jc w:val="start"/>
+        <w:rPr>
+          <w:b w:val="false"/>
+          <w:bCs w:val="false"/>
+          <w:i w:val="false"/>
+          <w:iCs w:val="false"/>
+          <w:u w:val="none"/>
+          <w:shd w:fill="auto" w:val="clear"/>
+          <w:lang w:val="hu-HU" w:eastAsia="zh-CN" w:bidi="hi-IN"/>
+        </w:rPr>
+      </w:pPr>
+      <w:r>
+        <w:rPr>
+          <w:b w:val="false"/>
+          <w:bCs w:val="false"/>
+          <w:i w:val="false"/>
+          <w:iCs w:val="false"/>
+          <w:u w:val="none"/>
+          <w:shd w:fill="auto" w:val="clear"/>
+          <w:lang w:val="hu-HU" w:eastAsia="zh-CN" w:bidi="hi-IN"/>
+        </w:rPr>
+      </w:r>
+    </w:p>
+    <w:p>
+      <w:pPr>
+        <w:pStyle w:val="Normal"/>
+        <w:bidi w:val="0"/>
+        <w:jc w:val="start"/>
+        <w:rPr>
+          <w:b/>
+          <w:bCs/>
+          <w:i w:val="false"/>
+          <w:iCs w:val="false"/>
+          <w:u w:val="none"/>
+          <w:shd w:fill="auto" w:val="clear"/>
+          <w:lang w:val="hu-HU" w:eastAsia="zh-CN" w:bidi="hi-IN"/>
+        </w:rPr>
+      </w:pPr>
+      <w:r>
+        <w:rPr>
+          <w:b/>
+          <w:bCs/>
+          <w:i w:val="false"/>
+          <w:iCs w:val="false"/>
+          <w:u w:val="none"/>
+          <w:shd w:fill="auto" w:val="clear"/>
+          <w:lang w:val="hu-HU" w:eastAsia="zh-CN" w:bidi="hi-IN"/>
+        </w:rPr>
+        <w:t>József Atilla - Óda</w:t>
+      </w:r>
+    </w:p>
+    <w:p>
+      <w:pPr>
+        <w:pStyle w:val="Normal"/>
+        <w:bidi w:val="0"/>
+        <w:jc w:val="start"/>
+        <w:rPr>
+          <w:b w:val="false"/>
+          <w:bCs w:val="false"/>
+          <w:i w:val="false"/>
+          <w:iCs w:val="false"/>
+          <w:u w:val="none"/>
+          <w:shd w:fill="auto" w:val="clear"/>
+          <w:lang w:val="hu-HU" w:eastAsia="zh-CN" w:bidi="hi-IN"/>
+        </w:rPr>
+      </w:pPr>
+      <w:r>
+        <w:rPr>
+          <w:b w:val="false"/>
+          <w:bCs w:val="false"/>
+          <w:i w:val="false"/>
+          <w:iCs w:val="false"/>
+          <w:u w:val="none"/>
+          <w:shd w:fill="auto" w:val="clear"/>
+          <w:lang w:val="hu-HU" w:eastAsia="zh-CN" w:bidi="hi-IN"/>
+        </w:rPr>
+      </w:r>
+    </w:p>
+    <w:p>
+      <w:pPr>
+        <w:pStyle w:val="Normal"/>
+        <w:bidi w:val="0"/>
+        <w:jc w:val="start"/>
+        <w:rPr>
+          <w:b/>
+          <w:bCs/>
+          <w:i w:val="false"/>
+          <w:iCs w:val="false"/>
+          <w:u w:val="single"/>
+          <w:shd w:fill="auto" w:val="clear"/>
+          <w:lang w:val="hu-HU" w:eastAsia="zh-CN" w:bidi="hi-IN"/>
+        </w:rPr>
+      </w:pPr>
+      <w:r>
+        <w:rPr>
+          <w:b/>
+          <w:bCs/>
+          <w:i w:val="false"/>
+          <w:iCs w:val="false"/>
+          <w:u w:val="single"/>
+          <w:shd w:fill="auto" w:val="clear"/>
+          <w:lang w:val="hu-HU" w:eastAsia="zh-CN" w:bidi="hi-IN"/>
+        </w:rPr>
+        <w:t>szerkezet:</w:t>
+      </w:r>
+    </w:p>
+    <w:p>
+      <w:pPr>
+        <w:pStyle w:val="Normal"/>
+        <w:bidi w:val="0"/>
+        <w:jc w:val="start"/>
+        <w:rPr>
+          <w:b w:val="false"/>
+          <w:bCs w:val="false"/>
+          <w:i w:val="false"/>
+          <w:iCs w:val="false"/>
+          <w:u w:val="none"/>
+          <w:shd w:fill="auto" w:val="clear"/>
+          <w:lang w:val="hu-HU" w:eastAsia="zh-CN" w:bidi="hi-IN"/>
+        </w:rPr>
+      </w:pPr>
+      <w:r>
+        <w:rPr>
+          <w:b w:val="false"/>
+          <w:bCs w:val="false"/>
+          <w:i w:val="false"/>
+          <w:iCs w:val="false"/>
+          <w:u w:val="none"/>
+          <w:shd w:fill="auto" w:val="clear"/>
+          <w:lang w:val="hu-HU" w:eastAsia="zh-CN" w:bidi="hi-IN"/>
+        </w:rPr>
+        <w:t>1-5. VSZ: az anyához, az anáról szól, dacos és indulatos vádak – érzelmi felfokozottásg</w:t>
+      </w:r>
+    </w:p>
+    <w:p>
+      <w:pPr>
+        <w:pStyle w:val="Normal"/>
+        <w:bidi w:val="0"/>
+        <w:jc w:val="start"/>
+        <w:rPr>
+          <w:b w:val="false"/>
+          <w:bCs w:val="false"/>
+          <w:i w:val="false"/>
+          <w:iCs w:val="false"/>
+          <w:u w:val="none"/>
+          <w:shd w:fill="auto" w:val="clear"/>
+          <w:lang w:val="hu-HU" w:eastAsia="zh-CN" w:bidi="hi-IN"/>
+        </w:rPr>
+      </w:pPr>
+      <w:r>
+        <w:rPr>
+          <w:b w:val="false"/>
+          <w:bCs w:val="false"/>
+          <w:i w:val="false"/>
+          <w:iCs w:val="false"/>
+          <w:u w:val="none"/>
+          <w:shd w:fill="auto" w:val="clear"/>
+          <w:lang w:val="hu-HU" w:eastAsia="zh-CN" w:bidi="hi-IN"/>
+        </w:rPr>
+        <w:t>6. VSZ: áltaában szól a gyermek-anya kapcsolatáról, általában törvényszerűségként fogalmazza meg, hogy a lét alapeleme a csalódás</w:t>
+      </w:r>
+    </w:p>
+    <w:p>
+      <w:pPr>
+        <w:pStyle w:val="Normal"/>
+        <w:bidi w:val="0"/>
+        <w:jc w:val="start"/>
+        <w:rPr>
+          <w:b w:val="false"/>
+          <w:bCs w:val="false"/>
+          <w:i w:val="false"/>
+          <w:iCs w:val="false"/>
+          <w:u w:val="none"/>
+          <w:shd w:fill="auto" w:val="clear"/>
+          <w:lang w:val="hu-HU" w:eastAsia="zh-CN" w:bidi="hi-IN"/>
+        </w:rPr>
+      </w:pPr>
+      <w:r>
+        <w:rPr>
+          <w:b w:val="false"/>
+          <w:bCs w:val="false"/>
+          <w:i w:val="false"/>
+          <w:iCs w:val="false"/>
+          <w:u w:val="none"/>
+          <w:shd w:fill="auto" w:val="clear"/>
+          <w:lang w:val="hu-HU" w:eastAsia="zh-CN" w:bidi="hi-IN"/>
+        </w:rPr>
+      </w:r>
+    </w:p>
+    <w:p>
+      <w:pPr>
+        <w:pStyle w:val="Normal"/>
+        <w:bidi w:val="0"/>
+        <w:jc w:val="start"/>
+        <w:rPr>
+          <w:b/>
+          <w:bCs/>
+          <w:i w:val="false"/>
+          <w:iCs w:val="false"/>
+          <w:u w:val="none"/>
+          <w:shd w:fill="auto" w:val="clear"/>
+          <w:lang w:val="hu-HU" w:eastAsia="zh-CN" w:bidi="hi-IN"/>
+        </w:rPr>
+      </w:pPr>
+      <w:r>
+        <w:rPr>
+          <w:b/>
+          <w:bCs/>
+          <w:i w:val="false"/>
+          <w:iCs w:val="false"/>
+          <w:u w:val="none"/>
+          <w:shd w:fill="auto" w:val="clear"/>
+          <w:lang w:val="hu-HU" w:eastAsia="zh-CN" w:bidi="hi-IN"/>
+        </w:rPr>
+        <w:t>Óda – szerelmi témakör (SZGY 147.)</w:t>
+      </w:r>
+    </w:p>
+    <w:p>
+      <w:pPr>
+        <w:pStyle w:val="Normal"/>
+        <w:bidi w:val="0"/>
+        <w:jc w:val="start"/>
+        <w:rPr>
+          <w:b w:val="false"/>
+          <w:bCs w:val="false"/>
+          <w:i w:val="false"/>
+          <w:iCs w:val="false"/>
+          <w:u w:val="none"/>
+          <w:shd w:fill="auto" w:val="clear"/>
+          <w:lang w:val="hu-HU" w:eastAsia="zh-CN" w:bidi="hi-IN"/>
+        </w:rPr>
+      </w:pPr>
+      <w:r>
+        <w:rPr>
+          <w:b w:val="false"/>
+          <w:bCs w:val="false"/>
+          <w:i w:val="false"/>
+          <w:iCs w:val="false"/>
+          <w:u w:val="none"/>
+          <w:shd w:fill="auto" w:val="clear"/>
+          <w:lang w:val="hu-HU" w:eastAsia="zh-CN" w:bidi="hi-IN"/>
+        </w:rPr>
+      </w:r>
+    </w:p>
+    <w:p>
+      <w:pPr>
+        <w:pStyle w:val="Normal"/>
+        <w:bidi w:val="0"/>
+        <w:jc w:val="start"/>
+        <w:rPr>
+          <w:b w:val="false"/>
+          <w:bCs w:val="false"/>
+          <w:i w:val="false"/>
+          <w:iCs w:val="false"/>
+          <w:u w:val="none"/>
+          <w:shd w:fill="auto" w:val="clear"/>
+          <w:lang w:val="hu-HU" w:eastAsia="zh-CN" w:bidi="hi-IN"/>
+        </w:rPr>
+      </w:pPr>
+      <w:r>
+        <w:rPr>
+          <w:b w:val="false"/>
+          <w:bCs w:val="false"/>
+          <w:i w:val="false"/>
+          <w:iCs w:val="false"/>
+          <w:u w:val="single"/>
+          <w:shd w:fill="auto" w:val="clear"/>
+          <w:lang w:val="hu-HU" w:eastAsia="zh-CN" w:bidi="hi-IN"/>
+        </w:rPr>
+        <w:t>Cím</w:t>
+      </w:r>
+      <w:r>
+        <w:rPr>
+          <w:b w:val="false"/>
+          <w:bCs w:val="false"/>
+          <w:i w:val="false"/>
+          <w:iCs w:val="false"/>
+          <w:u w:val="none"/>
+          <w:shd w:fill="auto" w:val="clear"/>
+          <w:lang w:val="hu-HU" w:eastAsia="zh-CN" w:bidi="hi-IN"/>
+        </w:rPr>
+        <w:t>: műfajt jell meg, a témára nem utal, sok műfaj szabályát nem tartja meg a klasszikus ódának</w:t>
+      </w:r>
+    </w:p>
     <w:sectPr>
       <w:type w:val="nextPage"/>
       <w:pgSz w:w="11906" w:h="16838"/>
@@ -3842,7 +4184,7 @@
     <w:pPr>
       <w:widowControl/>
       <w:suppressAutoHyphens w:val="true"/>
-      <w:overflowPunct w:val="false"/>
+      <w:overflowPunct w:val="true"/>
       <w:bidi w:val="0"/>
       <w:spacing w:before="0" w:after="0"/>
       <w:jc w:val="start"/>
@@ -3876,8 +4218,8 @@
       <w:szCs w:val="32"/>
     </w:rPr>
   </w:style>
-  <w:style w:type="character" w:styleId="Bulletsuser">
-    <w:name w:val="Bullets (user)"/>
+  <w:style w:type="character" w:styleId="Bullets">
+    <w:name w:val="Bullets"/>
     <w:qFormat/>
     <w:rPr>
       <w:rFonts w:ascii="OpenSymbol" w:hAnsi="OpenSymbol" w:eastAsia="OpenSymbol" w:cs="OpenSymbol"/>
@@ -3888,8 +4230,8 @@
     <w:qFormat/>
     <w:rPr/>
   </w:style>
-  <w:style w:type="character" w:styleId="Bullets">
-    <w:name w:val="Bullets"/>
+  <w:style w:type="character" w:styleId="Bulletsuser">
+    <w:name w:val="Bullets (user)"/>
     <w:qFormat/>
     <w:rPr>
       <w:rFonts w:ascii="OpenSymbol" w:hAnsi="OpenSymbol" w:eastAsia="OpenSymbol" w:cs="OpenSymbol"/>

--- a/irodalom12.docx
+++ b/irodalom12.docx
@@ -3347,6 +3347,281 @@
         <w:t>: műfajt jell meg, a témára nem utal, sok műfaj szabályát nem tartja meg a klasszikus ódának</w:t>
       </w:r>
     </w:p>
+    <w:p>
+      <w:pPr>
+        <w:pStyle w:val="Normal"/>
+        <w:bidi w:val="0"/>
+        <w:jc w:val="start"/>
+        <w:rPr>
+          <w:b w:val="false"/>
+          <w:bCs w:val="false"/>
+          <w:i w:val="false"/>
+          <w:iCs w:val="false"/>
+          <w:u w:val="none"/>
+          <w:shd w:fill="auto" w:val="clear"/>
+          <w:lang w:val="hu-HU" w:eastAsia="zh-CN" w:bidi="hi-IN"/>
+        </w:rPr>
+      </w:pPr>
+      <w:r>
+        <w:rPr>
+          <w:b w:val="false"/>
+          <w:bCs w:val="false"/>
+          <w:i w:val="false"/>
+          <w:iCs w:val="false"/>
+          <w:u w:val="none"/>
+          <w:shd w:fill="auto" w:val="clear"/>
+          <w:lang w:val="hu-HU" w:eastAsia="zh-CN" w:bidi="hi-IN"/>
+        </w:rPr>
+      </w:r>
+    </w:p>
+    <w:p>
+      <w:pPr>
+        <w:pStyle w:val="Normal"/>
+        <w:bidi w:val="0"/>
+        <w:jc w:val="start"/>
+        <w:rPr>
+          <w:b w:val="false"/>
+          <w:bCs w:val="false"/>
+          <w:i w:val="false"/>
+          <w:iCs w:val="false"/>
+          <w:u w:val="single"/>
+          <w:shd w:fill="auto" w:val="clear"/>
+          <w:lang w:val="hu-HU" w:eastAsia="zh-CN" w:bidi="hi-IN"/>
+        </w:rPr>
+      </w:pPr>
+      <w:r>
+        <w:rPr>
+          <w:b w:val="false"/>
+          <w:bCs w:val="false"/>
+          <w:i w:val="false"/>
+          <w:iCs w:val="false"/>
+          <w:u w:val="single"/>
+          <w:shd w:fill="auto" w:val="clear"/>
+          <w:lang w:val="hu-HU" w:eastAsia="zh-CN" w:bidi="hi-IN"/>
+        </w:rPr>
+        <w:t>Szerkezet:</w:t>
+      </w:r>
+    </w:p>
+    <w:p>
+      <w:pPr>
+        <w:pStyle w:val="Normal"/>
+        <w:numPr>
+          <w:ilvl w:val="0"/>
+          <w:numId w:val="6"/>
+        </w:numPr>
+        <w:bidi w:val="0"/>
+        <w:jc w:val="start"/>
+        <w:rPr>
+          <w:b w:val="false"/>
+          <w:bCs w:val="false"/>
+          <w:i w:val="false"/>
+          <w:iCs w:val="false"/>
+          <w:u w:val="none"/>
+          <w:shd w:fill="auto" w:val="clear"/>
+          <w:lang w:val="hu-HU" w:eastAsia="zh-CN" w:bidi="hi-IN"/>
+        </w:rPr>
+      </w:pPr>
+      <w:r>
+        <w:rPr>
+          <w:b w:val="false"/>
+          <w:bCs w:val="false"/>
+          <w:i w:val="false"/>
+          <w:iCs w:val="false"/>
+          <w:u w:val="none"/>
+          <w:shd w:fill="auto" w:val="clear"/>
+          <w:lang w:val="hu-HU" w:eastAsia="zh-CN" w:bidi="hi-IN"/>
+        </w:rPr>
+        <w:t>a természet és a nő („fehér köveken, fogaidon”)</w:t>
+      </w:r>
+    </w:p>
+    <w:p>
+      <w:pPr>
+        <w:pStyle w:val="Normal"/>
+        <w:numPr>
+          <w:ilvl w:val="0"/>
+          <w:numId w:val="6"/>
+        </w:numPr>
+        <w:bidi w:val="0"/>
+        <w:jc w:val="start"/>
+        <w:rPr>
+          <w:b w:val="false"/>
+          <w:bCs w:val="false"/>
+          <w:i w:val="false"/>
+          <w:iCs w:val="false"/>
+          <w:u w:val="none"/>
+          <w:shd w:fill="auto" w:val="clear"/>
+          <w:lang w:val="hu-HU" w:eastAsia="zh-CN" w:bidi="hi-IN"/>
+        </w:rPr>
+      </w:pPr>
+      <w:r>
+        <w:rPr>
+          <w:b w:val="false"/>
+          <w:bCs w:val="false"/>
+          <w:i w:val="false"/>
+          <w:iCs w:val="false"/>
+          <w:u w:val="none"/>
+          <w:shd w:fill="auto" w:val="clear"/>
+          <w:lang w:val="hu-HU" w:eastAsia="zh-CN" w:bidi="hi-IN"/>
+        </w:rPr>
+        <w:t>a kínzó szerelem („sikoltom...higy szeretlek, te édes mostoha!”)</w:t>
+      </w:r>
+    </w:p>
+    <w:p>
+      <w:pPr>
+        <w:pStyle w:val="Normal"/>
+        <w:numPr>
+          <w:ilvl w:val="0"/>
+          <w:numId w:val="6"/>
+        </w:numPr>
+        <w:bidi w:val="0"/>
+        <w:jc w:val="start"/>
+        <w:rPr>
+          <w:b w:val="false"/>
+          <w:bCs w:val="false"/>
+          <w:i w:val="false"/>
+          <w:iCs w:val="false"/>
+          <w:u w:val="none"/>
+          <w:shd w:fill="auto" w:val="clear"/>
+          <w:lang w:val="hu-HU" w:eastAsia="zh-CN" w:bidi="hi-IN"/>
+        </w:rPr>
+      </w:pPr>
+      <w:r>
+        <w:rPr>
+          <w:b w:val="false"/>
+          <w:bCs w:val="false"/>
+          <w:i w:val="false"/>
+          <w:iCs w:val="false"/>
+          <w:u w:val="none"/>
+          <w:shd w:fill="auto" w:val="clear"/>
+          <w:lang w:val="hu-HU" w:eastAsia="zh-CN" w:bidi="hi-IN"/>
+        </w:rPr>
+        <w:t>nyugodt, hermonikus szerelem („szeretlek, mint anyját a gyermek”)</w:t>
+      </w:r>
+    </w:p>
+    <w:p>
+      <w:pPr>
+        <w:pStyle w:val="Normal"/>
+        <w:numPr>
+          <w:ilvl w:val="0"/>
+          <w:numId w:val="6"/>
+        </w:numPr>
+        <w:bidi w:val="0"/>
+        <w:jc w:val="start"/>
+        <w:rPr>
+          <w:b w:val="false"/>
+          <w:bCs w:val="false"/>
+          <w:i w:val="false"/>
+          <w:iCs w:val="false"/>
+          <w:u w:val="none"/>
+          <w:shd w:fill="auto" w:val="clear"/>
+          <w:lang w:val="hu-HU" w:eastAsia="zh-CN" w:bidi="hi-IN"/>
+        </w:rPr>
+      </w:pPr>
+      <w:r>
+        <w:rPr>
+          <w:b w:val="false"/>
+          <w:bCs w:val="false"/>
+          <w:i w:val="false"/>
+          <w:iCs w:val="false"/>
+          <w:u w:val="none"/>
+          <w:shd w:fill="auto" w:val="clear"/>
+          <w:lang w:val="hu-HU" w:eastAsia="zh-CN" w:bidi="hi-IN"/>
+        </w:rPr>
+        <w:t>a szeretett nő teste, biológiája („életet nyer a salak... vessék forró kútjain”)</w:t>
+      </w:r>
+    </w:p>
+    <w:p>
+      <w:pPr>
+        <w:pStyle w:val="Normal"/>
+        <w:numPr>
+          <w:ilvl w:val="0"/>
+          <w:numId w:val="6"/>
+        </w:numPr>
+        <w:bidi w:val="0"/>
+        <w:jc w:val="start"/>
+        <w:rPr>
+          <w:b w:val="false"/>
+          <w:bCs w:val="false"/>
+          <w:i w:val="false"/>
+          <w:iCs w:val="false"/>
+          <w:u w:val="none"/>
+          <w:shd w:fill="auto" w:val="clear"/>
+          <w:lang w:val="hu-HU" w:eastAsia="zh-CN" w:bidi="hi-IN"/>
+        </w:rPr>
+      </w:pPr>
+      <w:r>
+        <w:rPr>
+          <w:b w:val="false"/>
+          <w:bCs w:val="false"/>
+          <w:i w:val="false"/>
+          <w:iCs w:val="false"/>
+          <w:u w:val="none"/>
+          <w:shd w:fill="auto" w:val="clear"/>
+          <w:lang w:val="hu-HU" w:eastAsia="zh-CN" w:bidi="hi-IN"/>
+        </w:rPr>
+        <w:t>a lírai én teste, testi egyesülés iránti vágy („szorgos szerveim... újjászületnek... fogadj megadba!”)</w:t>
+      </w:r>
+    </w:p>
+    <w:p>
+      <w:pPr>
+        <w:pStyle w:val="Normal"/>
+        <w:numPr>
+          <w:ilvl w:val="0"/>
+          <w:numId w:val="6"/>
+        </w:numPr>
+        <w:bidi w:val="0"/>
+        <w:jc w:val="start"/>
+        <w:rPr>
+          <w:b w:val="false"/>
+          <w:bCs w:val="false"/>
+          <w:i w:val="false"/>
+          <w:iCs w:val="false"/>
+          <w:u w:val="none"/>
+          <w:shd w:fill="auto" w:val="clear"/>
+          <w:lang w:val="hu-HU" w:eastAsia="zh-CN" w:bidi="hi-IN"/>
+        </w:rPr>
+      </w:pPr>
+      <w:r>
+        <w:rPr>
+          <w:b w:val="false"/>
+          <w:bCs w:val="false"/>
+          <w:i w:val="false"/>
+          <w:iCs w:val="false"/>
+          <w:u w:val="none"/>
+          <w:shd w:fill="auto" w:val="clear"/>
+          <w:lang w:val="hu-HU" w:eastAsia="zh-CN" w:bidi="hi-IN"/>
+        </w:rPr>
+        <w:t>(Mellékdal) – a szeretett nő is hangot kap, pozitívan reagál a lírai én vágyára („ahol én fekszem, az az ágyad”)</w:t>
+      </w:r>
+    </w:p>
+    <w:p>
+      <w:pPr>
+        <w:pStyle w:val="Normal"/>
+        <w:bidi w:val="0"/>
+        <w:jc w:val="start"/>
+        <w:rPr>
+          <w:b w:val="false"/>
+          <w:bCs w:val="false"/>
+          <w:i w:val="false"/>
+          <w:iCs w:val="false"/>
+          <w:u w:val="single"/>
+          <w:shd w:fill="auto" w:val="clear"/>
+          <w:lang w:val="hu-HU" w:eastAsia="zh-CN" w:bidi="hi-IN"/>
+        </w:rPr>
+      </w:pPr>
+      <w:r>
+        <w:rPr>
+          <w:b w:val="false"/>
+          <w:bCs w:val="false"/>
+          <w:i w:val="false"/>
+          <w:iCs w:val="false"/>
+          <w:u w:val="single"/>
+          <w:shd w:fill="auto" w:val="clear"/>
+          <w:lang w:val="hu-HU" w:eastAsia="zh-CN" w:bidi="hi-IN"/>
+        </w:rPr>
+        <w:t>Költői eszközök:</w:t>
+      </w:r>
+    </w:p>
     <w:sectPr>
       <w:type w:val="nextPage"/>
       <w:pgSz w:w="11906" w:h="16838"/>
@@ -4021,6 +4296,125 @@
     </w:lvl>
   </w:abstractNum>
   <w:abstractNum w:abstractNumId="6">
+    <w:lvl w:ilvl="0">
+      <w:start w:val="1"/>
+      <w:numFmt w:val="decimal"/>
+      <w:lvlText w:val="%1."/>
+      <w:lvlJc w:val="start"/>
+      <w:pPr>
+        <w:tabs>
+          <w:tab w:val="num" w:pos="720"/>
+        </w:tabs>
+        <w:ind w:start="720" w:hanging="360"/>
+      </w:pPr>
+      <w:rPr/>
+    </w:lvl>
+    <w:lvl w:ilvl="1">
+      <w:start w:val="1"/>
+      <w:numFmt w:val="decimal"/>
+      <w:lvlText w:val="%2."/>
+      <w:lvlJc w:val="start"/>
+      <w:pPr>
+        <w:tabs>
+          <w:tab w:val="num" w:pos="1080"/>
+        </w:tabs>
+        <w:ind w:start="1080" w:hanging="360"/>
+      </w:pPr>
+      <w:rPr/>
+    </w:lvl>
+    <w:lvl w:ilvl="2">
+      <w:start w:val="1"/>
+      <w:numFmt w:val="decimal"/>
+      <w:lvlText w:val="%3."/>
+      <w:lvlJc w:val="start"/>
+      <w:pPr>
+        <w:tabs>
+          <w:tab w:val="num" w:pos="1440"/>
+        </w:tabs>
+        <w:ind w:start="1440" w:hanging="360"/>
+      </w:pPr>
+      <w:rPr/>
+    </w:lvl>
+    <w:lvl w:ilvl="3">
+      <w:start w:val="1"/>
+      <w:numFmt w:val="decimal"/>
+      <w:lvlText w:val="%4."/>
+      <w:lvlJc w:val="start"/>
+      <w:pPr>
+        <w:tabs>
+          <w:tab w:val="num" w:pos="1800"/>
+        </w:tabs>
+        <w:ind w:start="1800" w:hanging="360"/>
+      </w:pPr>
+      <w:rPr/>
+    </w:lvl>
+    <w:lvl w:ilvl="4">
+      <w:start w:val="1"/>
+      <w:numFmt w:val="decimal"/>
+      <w:lvlText w:val="%5."/>
+      <w:lvlJc w:val="start"/>
+      <w:pPr>
+        <w:tabs>
+          <w:tab w:val="num" w:pos="2160"/>
+        </w:tabs>
+        <w:ind w:start="2160" w:hanging="360"/>
+      </w:pPr>
+      <w:rPr/>
+    </w:lvl>
+    <w:lvl w:ilvl="5">
+      <w:start w:val="1"/>
+      <w:numFmt w:val="decimal"/>
+      <w:lvlText w:val="%6."/>
+      <w:lvlJc w:val="start"/>
+      <w:pPr>
+        <w:tabs>
+          <w:tab w:val="num" w:pos="2520"/>
+        </w:tabs>
+        <w:ind w:start="2520" w:hanging="360"/>
+      </w:pPr>
+      <w:rPr/>
+    </w:lvl>
+    <w:lvl w:ilvl="6">
+      <w:start w:val="1"/>
+      <w:numFmt w:val="decimal"/>
+      <w:lvlText w:val="%7."/>
+      <w:lvlJc w:val="start"/>
+      <w:pPr>
+        <w:tabs>
+          <w:tab w:val="num" w:pos="2880"/>
+        </w:tabs>
+        <w:ind w:start="2880" w:hanging="360"/>
+      </w:pPr>
+      <w:rPr/>
+    </w:lvl>
+    <w:lvl w:ilvl="7">
+      <w:start w:val="1"/>
+      <w:numFmt w:val="decimal"/>
+      <w:lvlText w:val="%8."/>
+      <w:lvlJc w:val="start"/>
+      <w:pPr>
+        <w:tabs>
+          <w:tab w:val="num" w:pos="3240"/>
+        </w:tabs>
+        <w:ind w:start="3240" w:hanging="360"/>
+      </w:pPr>
+      <w:rPr/>
+    </w:lvl>
+    <w:lvl w:ilvl="8">
+      <w:start w:val="1"/>
+      <w:numFmt w:val="decimal"/>
+      <w:lvlText w:val="%9."/>
+      <w:lvlJc w:val="start"/>
+      <w:pPr>
+        <w:tabs>
+          <w:tab w:val="num" w:pos="3600"/>
+        </w:tabs>
+        <w:ind w:start="3600" w:hanging="360"/>
+      </w:pPr>
+      <w:rPr/>
+    </w:lvl>
+  </w:abstractNum>
+  <w:abstractNum w:abstractNumId="7">
     <w:lvl w:ilvl="0">
       <w:start w:val="1"/>
       <w:numFmt w:val="none"/>
@@ -4157,6 +4551,9 @@
   <w:num w:numId="6">
     <w:abstractNumId w:val="6"/>
   </w:num>
+  <w:num w:numId="7">
+    <w:abstractNumId w:val="7"/>
+  </w:num>
 </w:numbering>
 </file>
 
@@ -4184,7 +4581,7 @@
     <w:pPr>
       <w:widowControl/>
       <w:suppressAutoHyphens w:val="true"/>
-      <w:overflowPunct w:val="true"/>
+      <w:overflowPunct w:val="false"/>
       <w:bidi w:val="0"/>
       <w:spacing w:before="0" w:after="0"/>
       <w:jc w:val="start"/>
@@ -4218,8 +4615,8 @@
       <w:szCs w:val="32"/>
     </w:rPr>
   </w:style>
-  <w:style w:type="character" w:styleId="Bullets">
-    <w:name w:val="Bullets"/>
+  <w:style w:type="character" w:styleId="Bulletsuser">
+    <w:name w:val="Bullets (user)"/>
     <w:qFormat/>
     <w:rPr>
       <w:rFonts w:ascii="OpenSymbol" w:hAnsi="OpenSymbol" w:eastAsia="OpenSymbol" w:cs="OpenSymbol"/>
@@ -4230,8 +4627,8 @@
     <w:qFormat/>
     <w:rPr/>
   </w:style>
-  <w:style w:type="character" w:styleId="Bulletsuser">
-    <w:name w:val="Bullets (user)"/>
+  <w:style w:type="character" w:styleId="Bullets">
+    <w:name w:val="Bullets"/>
     <w:qFormat/>
     <w:rPr>
       <w:rFonts w:ascii="OpenSymbol" w:hAnsi="OpenSymbol" w:eastAsia="OpenSymbol" w:cs="OpenSymbol"/>
